--- a/ove/public/docs/specs/ove75-ol-vanna-elektroliznaya.docx
+++ b/ove/public/docs/specs/ove75-ol-vanna-elektroliznaya.docx
@@ -92,7 +92,7 @@
           <w:color w:val="666666"/>
           <w:sz w:val="18"/>
         </w:rPr>
-        <w:t xml:space="preserve">Лот №3 · Электроэкстракция · участок: Электролиз · сформирован 27.08.2026</w:t>
+        <w:t xml:space="preserve">Лот №3 · Электроэкстракция · участок: Электролиз · сформирован 28.08.2026</w:t>
       </w:r>
     </w:p>
     <w:tbl>
@@ -1360,7 +1360,7 @@
           <w:color w:val="666666"/>
           <w:sz w:val="16"/>
         </w:rPr>
-        <w:t xml:space="preserve">Источники данных: equipment.json (перечень по ИД/ТЗ) и bi_lot3.json (инженерные решения БИ); сборка — ove/tools/build_specs.py, 27.08.2026.</w:t>
+        <w:t xml:space="preserve">Источники данных: equipment.json (перечень по ИД/ТЗ) и bi_lot3.json (инженерные решения БИ); сборка — ove/tools/build_specs.py, 28.08.2026.</w:t>
       </w:r>
     </w:p>
     <w:sectPr>

--- a/ove/public/docs/specs/ove75-ol-vanna-elektroliznaya.docx
+++ b/ove/public/docs/specs/ove75-ol-vanna-elektroliznaya.docx
@@ -92,7 +92,7 @@
           <w:color w:val="666666"/>
           <w:sz w:val="18"/>
         </w:rPr>
-        <w:t xml:space="preserve">Лот №3 · Электроэкстракция · участок: Электролиз · сформирован 28.08.2026</w:t>
+        <w:t xml:space="preserve">Лот №3 · Электроэкстракция · участок: Электролиз · сформирован 01.09.2026</w:t>
       </w:r>
     </w:p>
     <w:tbl>
@@ -1280,6 +1280,219 @@
                 <w:sz w:val="17"/>
               </w:rPr>
               <w:t xml:space="preserve">по ТКП поставщика</w:t>
+            </w:r>
+          </w:p>
+        </w:tc>
+      </w:tr>
+      <w:tr>
+        <w:tc>
+          <w:tcPr>
+            <w:tcW w:w="2600" w:type="dxa"/>
+          </w:tcPr>
+          <w:p>
+            <w:r>
+              <w:rPr>
+                <w:sz w:val="19"/>
+              </w:rPr>
+              <w:t xml:space="preserve">Закладная (цифровизация): испытательные клеммы и перемычки</w:t>
+            </w:r>
+          </w:p>
+        </w:tc>
+        <w:tc>
+          <w:tcPr>
+            <w:tcW w:w="4200" w:type="dxa"/>
+          </w:tcPr>
+          <w:p>
+            <w:r>
+              <w:rPr>
+                <w:sz w:val="19"/>
+              </w:rPr>
+              <w:t xml:space="preserve">Испытательные клеммы контроля изоляции на секциях 10–15 ванн; измерительные перемычки с шунтами на электрических разрывах трубопроводной обвязки — в комплекте ванн и обвязки, исполнение кислотостойкое</w:t>
+            </w:r>
+          </w:p>
+        </w:tc>
+        <w:tc>
+          <w:tcPr>
+            <w:tcW w:w="2838" w:type="dxa"/>
+          </w:tcPr>
+          <w:p>
+            <w:r>
+              <w:rPr>
+                <w:color w:val="666666"/>
+                <w:sz w:val="17"/>
+              </w:rPr>
+              <w:t xml:space="preserve">Реестр идей эффективности ред. 2.0, разд. 1.2 п. 19; ПУЭ (изд. 7) разд. 7.10</w:t>
+            </w:r>
+          </w:p>
+        </w:tc>
+      </w:tr>
+      <w:tr>
+        <w:tc>
+          <w:tcPr>
+            <w:tcW w:w="2600" w:type="dxa"/>
+          </w:tcPr>
+          <w:p>
+            <w:r>
+              <w:rPr>
+                <w:sz w:val="19"/>
+              </w:rPr>
+              <w:t xml:space="preserve">Закладная (цифровизация): точки милливольтового замера</w:t>
+            </w:r>
+          </w:p>
+        </w:tc>
+        <w:tc>
+          <w:tcPr>
+            <w:tcW w:w="4200" w:type="dxa"/>
+          </w:tcPr>
+          <w:p>
+            <w:r>
+              <w:rPr>
+                <w:sz w:val="19"/>
+              </w:rPr>
+              <w:t xml:space="preserve">Штатные безопасные точки замера напряжения пары электродов на межванновой ошиновке; высота до 1700 мм, доступ без лесов и стремянок; изоляция цепей на полное напряжение серии 225 В</w:t>
+            </w:r>
+          </w:p>
+        </w:tc>
+        <w:tc>
+          <w:tcPr>
+            <w:tcW w:w="2838" w:type="dxa"/>
+          </w:tcPr>
+          <w:p>
+            <w:r>
+              <w:rPr>
+                <w:color w:val="666666"/>
+                <w:sz w:val="17"/>
+              </w:rPr>
+              <w:t xml:space="preserve">Реестр идей эффективности ред. 2.0, разд. 1.2 п. 18; Прил. №5</w:t>
+            </w:r>
+          </w:p>
+        </w:tc>
+      </w:tr>
+      <w:tr>
+        <w:tc>
+          <w:tcPr>
+            <w:tcW w:w="2600" w:type="dxa"/>
+          </w:tcPr>
+          <w:p>
+            <w:r>
+              <w:rPr>
+                <w:sz w:val="19"/>
+              </w:rPr>
+              <w:t xml:space="preserve">Закладная (цифровизация): идентификация ванн</w:t>
+            </w:r>
+          </w:p>
+        </w:tc>
+        <w:tc>
+          <w:tcPr>
+            <w:tcW w:w="4200" w:type="dxa"/>
+          </w:tcPr>
+          <w:p>
+            <w:r>
+              <w:rPr>
+                <w:sz w:val="19"/>
+              </w:rPr>
+              <w:t xml:space="preserve">Кислотостойкая NFC/QR-метка на каждой из 180 ванн вне зоны брызг электролита; крепёж кислотостойкий, без открытого металла</w:t>
+            </w:r>
+          </w:p>
+        </w:tc>
+        <w:tc>
+          <w:tcPr>
+            <w:tcW w:w="2838" w:type="dxa"/>
+          </w:tcPr>
+          <w:p>
+            <w:r>
+              <w:rPr>
+                <w:color w:val="666666"/>
+                <w:sz w:val="17"/>
+              </w:rPr>
+              <w:t xml:space="preserve">Реестр идей эффективности ред. 2.0, разд. 1.2 п. 18</w:t>
+            </w:r>
+          </w:p>
+        </w:tc>
+      </w:tr>
+      <w:tr>
+        <w:tc>
+          <w:tcPr>
+            <w:tcW w:w="2600" w:type="dxa"/>
+          </w:tcPr>
+          <w:p>
+            <w:r>
+              <w:rPr>
+                <w:sz w:val="19"/>
+              </w:rPr>
+              <w:t xml:space="preserve">Закладная (цифровизация): реперные марки и монтажные допуски</w:t>
+            </w:r>
+          </w:p>
+        </w:tc>
+        <w:tc>
+          <w:tcPr>
+            <w:tcW w:w="4200" w:type="dxa"/>
+          </w:tcPr>
+          <w:p>
+            <w:r>
+              <w:rPr>
+                <w:sz w:val="19"/>
+              </w:rPr>
+              <w:t xml:space="preserve">Геодезические реперные марки и контрольные точки в КД ванны; допуск выставки бортов смежных ванн ±2 мм — таблицей допусков с методом контроля в КД поставщика</w:t>
+            </w:r>
+          </w:p>
+        </w:tc>
+        <w:tc>
+          <w:tcPr>
+            <w:tcW w:w="2838" w:type="dxa"/>
+          </w:tcPr>
+          <w:p>
+            <w:r>
+              <w:rPr>
+                <w:color w:val="666666"/>
+                <w:sz w:val="17"/>
+              </w:rPr>
+              <w:t xml:space="preserve">Реестр идей эффективности ред. 2.0, разд. 1.7 п. 43; ГОСТ Р 51872</w:t>
+            </w:r>
+          </w:p>
+        </w:tc>
+      </w:tr>
+      <w:tr>
+        <w:tc>
+          <w:tcPr>
+            <w:tcW w:w="2600" w:type="dxa"/>
+          </w:tcPr>
+          <w:p>
+            <w:r>
+              <w:rPr>
+                <w:sz w:val="19"/>
+              </w:rPr>
+              <w:t xml:space="preserve">Закладная (цифровизация): узлы контроля изоляции серии</w:t>
+            </w:r>
+          </w:p>
+        </w:tc>
+        <w:tc>
+          <w:tcPr>
+            <w:tcW w:w="4200" w:type="dxa"/>
+            <w:shd w:val="clear" w:fill="FFEB9C"/>
+          </w:tcPr>
+          <w:p>
+            <w:r>
+              <w:rPr>
+                <w:i/>
+                <w:color w:val="8A6200"/>
+                <w:sz w:val="19"/>
+              </w:rPr>
+              <w:t xml:space="preserve">уточняется по ТКП</w:t>
+            </w:r>
+          </w:p>
+        </w:tc>
+        <w:tc>
+          <w:tcPr>
+            <w:tcW w:w="2838" w:type="dxa"/>
+          </w:tcPr>
+          <w:p>
+            <w:r>
+              <w:rPr>
+                <w:color w:val="666666"/>
+                <w:sz w:val="17"/>
+              </w:rPr>
+              <w:t xml:space="preserve">точки подключения устройства непрерывного контроля изоляции и локализации утечек (225 В пост. тока) — согласовать с изготовителем в ТКП</w:t>
             </w:r>
           </w:p>
         </w:tc>
@@ -1360,7 +1573,7 @@
           <w:color w:val="666666"/>
           <w:sz w:val="16"/>
         </w:rPr>
-        <w:t xml:space="preserve">Источники данных: equipment.json (перечень по ИД/ТЗ) и bi_lot3.json (инженерные решения БИ); сборка — ove/tools/build_specs.py, 28.08.2026.</w:t>
+        <w:t xml:space="preserve">Источники данных: equipment.json (перечень по ИД/ТЗ) и bi_lot3.json (инженерные решения БИ); сборка — ove/tools/build_specs.py, 01.09.2026.</w:t>
       </w:r>
     </w:p>
     <w:sectPr>

--- a/ove/public/docs/specs/ove75-ol-vanna-elektroliznaya.docx
+++ b/ove/public/docs/specs/ove75-ol-vanna-elektroliznaya.docx
@@ -92,7 +92,7 @@
           <w:color w:val="666666"/>
           <w:sz w:val="18"/>
         </w:rPr>
-        <w:t xml:space="preserve">Лот №3 · Электроэкстракция · участок: Электролиз · сформирован 01.09.2026</w:t>
+        <w:t xml:space="preserve">Лот №3 · Электроэкстракция · участок: Электролиз · сформирован 02.09.2026</w:t>
       </w:r>
     </w:p>
     <w:tbl>
@@ -133,7 +133,7 @@
                 <w:color w:val="8A6200"/>
                 <w:sz w:val="16"/>
               </w:rPr>
-              <w:t xml:space="preserve">Не является выпущенной документацией. Значения — из ИД/ТЗ Заказчика и решений БИ (equipment.json, bi_lot*.json); жёлтые поля «уточняется по ТКП» заполняет поставщик в составе технико-коммерческого предложения.</w:t>
+              <w:t xml:space="preserve">Не является выпущенной документацией. Значения — из исходных данных и технического задания Заказчика и решений Базового инжиниринга; поля с пометкой «уточняется по ТКП» заполняет поставщик в составе технико-коммерческого предложения.</w:t>
             </w:r>
           </w:p>
         </w:tc>
@@ -1504,7 +1504,7 @@
           <w:color w:val="8A6200"/>
           <w:sz w:val="17"/>
         </w:rPr>
-        <w:t xml:space="preserve">Жёлтым выделено «уточняется по ТКП» — заполняет поставщик; остальные значения — исходные требования Заказчика (ИД/ТЗ) и решения БИ КВАНТ.</w:t>
+        <w:t xml:space="preserve">Заливкой отмечены поля «уточняется по ТКП» — их заполняет поставщик; остальные значения — исходные требования Заказчика (исходные данные, техническое задание) и решения Базового инжиниринга.</w:t>
       </w:r>
     </w:p>
     <w:p>
@@ -1528,7 +1528,7 @@
         <w:rPr>
           <w:sz w:val="19"/>
         </w:rPr>
-        <w:t xml:space="preserve">— заполненный настоящий опросный лист (жёлтые поля) и опросный лист завода при наличии;</w:t>
+        <w:t xml:space="preserve">— заполненный настоящий опросный лист (поля «уточняется по ТКП») и опросный лист завода при наличии;</w:t>
       </w:r>
     </w:p>
     <w:p>
@@ -1573,7 +1573,7 @@
           <w:color w:val="666666"/>
           <w:sz w:val="16"/>
         </w:rPr>
-        <w:t xml:space="preserve">Источники данных: equipment.json (перечень по ИД/ТЗ) и bi_lot3.json (инженерные решения БИ); сборка — ove/tools/build_specs.py, 01.09.2026.</w:t>
+        <w:t xml:space="preserve">Источники данных: перечень оборудования по исходным данным и техническому заданию Заказчика; инженерные решения Базового инжиниринга по Лот №3 · Электроэкстракция.</w:t>
       </w:r>
     </w:p>
     <w:sectPr>
